--- a/tests/data/docx/sources/docx_lists.docx
+++ b/tests/data/docx/sources/docx_lists.docx
@@ -1106,6 +1106,116 @@
       </w:pPr>
       <w:r>
         <w:t>Parent decimal two</w:t>
+      </w:r>
+    </w:p>
+    <w:p>
+      <w:r>
+        <w:br w:type="page"/>
+      </w:r>
+    </w:p>
+    <w:p>
+      <w:pPr>
+        <w:pStyle w:val="Heading3"/>
+      </w:pPr>
+      <w:r>
+        <w:t>Test 11: List starting above indent level 0</w:t>
+      </w:r>
+    </w:p>
+    <w:p>
+      <w:pPr>
+        <w:pStyle w:val="ListParagraph"/>
+        <w:numPr>
+          <w:ilvl w:val="1"/>
+          <w:numId w:val="9201"/>
+        </w:numPr>
+      </w:pPr>
+      <w:r>
+        <w:t>Item A</w:t>
+      </w:r>
+    </w:p>
+    <w:p>
+      <w:pPr>
+        <w:pStyle w:val="ListParagraph"/>
+        <w:numPr>
+          <w:ilvl w:val="2"/>
+          <w:numId w:val="9201"/>
+        </w:numPr>
+      </w:pPr>
+      <w:r>
+        <w:t>Item B</w:t>
+      </w:r>
+    </w:p>
+    <w:p>
+      <w:pPr>
+        <w:pStyle w:val="ListParagraph"/>
+        <w:numPr>
+          <w:ilvl w:val="1"/>
+          <w:numId w:val="9201"/>
+        </w:numPr>
+      </w:pPr>
+      <w:r>
+        <w:t>Item C</w:t>
+      </w:r>
+    </w:p>
+    <w:p>
+      <w:r>
+        <w:br w:type="page"/>
+      </w:r>
+    </w:p>
+    <w:p>
+      <w:pPr>
+        <w:pStyle w:val="Heading3"/>
+      </w:pPr>
+      <w:r>
+        <w:t>Test 12: List starting at indent level 0</w:t>
+      </w:r>
+    </w:p>
+    <w:p>
+      <w:pPr>
+        <w:pStyle w:val="ListParagraph"/>
+        <w:numPr>
+          <w:ilvl w:val="0"/>
+          <w:numId w:val="9203"/>
+        </w:numPr>
+      </w:pPr>
+      <w:r>
+        <w:t>Item A</w:t>
+      </w:r>
+    </w:p>
+    <w:p>
+      <w:pPr>
+        <w:pStyle w:val="ListParagraph"/>
+        <w:numPr>
+          <w:ilvl w:val="1"/>
+          <w:numId w:val="9203"/>
+        </w:numPr>
+      </w:pPr>
+      <w:r>
+        <w:t>Item B</w:t>
+      </w:r>
+    </w:p>
+    <w:p>
+      <w:pPr>
+        <w:pStyle w:val="ListParagraph"/>
+        <w:numPr>
+          <w:ilvl w:val="2"/>
+          <w:numId w:val="9203"/>
+        </w:numPr>
+      </w:pPr>
+      <w:r>
+        <w:t>Item C</w:t>
+      </w:r>
+    </w:p>
+    <w:p>
+      <w:pPr>
+        <w:pStyle w:val="ListParagraph"/>
+        <w:numPr>
+          <w:ilvl w:val="1"/>
+          <w:numId w:val="9203"/>
+        </w:numPr>
+      </w:pPr>
+      <w:r>
+        <w:t>Item D</w:t>
       </w:r>
     </w:p>
     <w:sectPr>
@@ -1878,6 +1988,46 @@
   </w:abstractNum>
   <w:num w:numId="9101">
     <w:abstractNumId w:val="9100"/>
+  </w:num>
+  <w:abstractNum w:abstractNumId="9210">
+    <w:lvl w:ilvl="0">
+      <w:start w:val="1"/>
+      <w:numFmt w:val="decimal"/>
+      <w:lvlText w:val="%1"/>
+    </w:lvl>
+    <w:lvl w:ilvl="1">
+      <w:start w:val="1"/>
+      <w:numFmt w:val="decimal"/>
+      <w:lvlText w:val="%1.%2"/>
+    </w:lvl>
+    <w:lvl w:ilvl="2">
+      <w:start w:val="1"/>
+      <w:numFmt w:val="decimal"/>
+      <w:lvlText w:val="%1.%2.%3"/>
+    </w:lvl>
+  </w:abstractNum>
+  <w:num w:numId="9201">
+    <w:abstractNumId w:val="9210"/>
+  </w:num>
+  <w:abstractNum w:abstractNumId="9212">
+    <w:lvl w:ilvl="0">
+      <w:start w:val="1"/>
+      <w:numFmt w:val="decimal"/>
+      <w:lvlText w:val="%1"/>
+    </w:lvl>
+    <w:lvl w:ilvl="1">
+      <w:start w:val="1"/>
+      <w:numFmt w:val="decimal"/>
+      <w:lvlText w:val="%1.%2"/>
+    </w:lvl>
+    <w:lvl w:ilvl="2">
+      <w:start w:val="1"/>
+      <w:numFmt w:val="decimal"/>
+      <w:lvlText w:val="%1.%2.%3"/>
+    </w:lvl>
+  </w:abstractNum>
+  <w:num w:numId="9203">
+    <w:abstractNumId w:val="9212"/>
   </w:num>
 </w:numbering>
 </file>
